--- a/zht/docx/133.content.docx
+++ b/zht/docx/133.content.docx
@@ -408,18 +408,12 @@
           <w:lang w:val="zh_TW" w:bidi="zh_TW"/>
         </w:rPr>
       </w:r>
-      <w:hyperlink r:id="rId13">
-        <w:r>
-          <w:rPr>
-            <w:lang w:val="zh_TW" w:bidi="zh_TW"/>
-          </w:rPr>
-          <w:rPr>
-            <w:color w:val="0000EE"/>
-            <w:u w:val="single"/>
-          </w:rPr>
-          <w:t>哥林多後書3:12–13</w:t>
-        </w:r>
-      </w:hyperlink>
+      <w:r>
+        <w:rPr>
+          <w:lang w:val="zh_TW" w:bidi="zh_TW"/>
+        </w:rPr>
+        <w:t>哥林多後書3:12–13</w:t>
+      </w:r>
     </w:p>
     <w:p>
       <w:pPr>
@@ -432,30 +426,18 @@
           <w:lang w:val="zh_TW" w:bidi="zh_TW"/>
         </w:rPr>
       </w:r>
-      <w:hyperlink r:id="rId13">
-        <w:r>
-          <w:rPr>
-            <w:lang w:val="zh_TW" w:bidi="zh_TW"/>
-          </w:rPr>
-          <w:rPr>
-            <w:color w:val="0000EE"/>
-            <w:u w:val="single"/>
-          </w:rPr>
-          <w:t>哥林多後書</w:t>
-        </w:r>
-      </w:hyperlink>
-      <w:hyperlink r:id="rId14">
-        <w:r>
-          <w:rPr>
-            <w:lang w:val="zh_TW" w:bidi="zh_TW"/>
-          </w:rPr>
-          <w:rPr>
-            <w:color w:val="0000EE"/>
-            <w:u w:val="single"/>
-          </w:rPr>
-          <w:t>3:16</w:t>
-        </w:r>
-      </w:hyperlink>
+      <w:r>
+        <w:rPr>
+          <w:lang w:val="zh_TW" w:bidi="zh_TW"/>
+        </w:rPr>
+        <w:t>哥林多後書</w:t>
+      </w:r>
+      <w:r>
+        <w:rPr>
+          <w:lang w:val="zh_TW" w:bidi="zh_TW"/>
+        </w:rPr>
+        <w:t>3:16</w:t>
+      </w:r>
     </w:p>
     <w:p>
       <w:pPr>
@@ -468,18 +450,12 @@
           <w:lang w:val="zh_TW" w:bidi="zh_TW"/>
         </w:rPr>
       </w:r>
-      <w:hyperlink r:id="rId15">
-        <w:r>
-          <w:rPr>
-            <w:lang w:val="zh_TW" w:bidi="zh_TW"/>
-          </w:rPr>
-          <w:rPr>
-            <w:color w:val="0000EE"/>
-            <w:u w:val="single"/>
-          </w:rPr>
-          <w:t>以西結書13:18</w:t>
-        </w:r>
-      </w:hyperlink>
+      <w:r>
+        <w:rPr>
+          <w:lang w:val="zh_TW" w:bidi="zh_TW"/>
+        </w:rPr>
+        <w:t>以西結書13:18</w:t>
+      </w:r>
     </w:p>
     <w:p>
       <w:pPr>
@@ -492,18 +468,12 @@
           <w:lang w:val="zh_TW" w:bidi="zh_TW"/>
         </w:rPr>
       </w:r>
-      <w:hyperlink r:id="rId16">
-        <w:r>
-          <w:rPr>
-            <w:lang w:val="zh_TW" w:bidi="zh_TW"/>
-          </w:rPr>
-          <w:rPr>
-            <w:color w:val="0000EE"/>
-            <w:u w:val="single"/>
-          </w:rPr>
-          <w:t>以賽亞書47:1–2</w:t>
-        </w:r>
-      </w:hyperlink>
+      <w:r>
+        <w:rPr>
+          <w:lang w:val="zh_TW" w:bidi="zh_TW"/>
+        </w:rPr>
+        <w:t>以賽亞書47:1–2</w:t>
+      </w:r>
     </w:p>
     <w:p>
       <w:pPr>
@@ -516,18 +486,12 @@
           <w:lang w:val="zh_TW" w:bidi="zh_TW"/>
         </w:rPr>
       </w:r>
-      <w:hyperlink r:id="rId17">
-        <w:r>
-          <w:rPr>
-            <w:lang w:val="zh_TW" w:bidi="zh_TW"/>
-          </w:rPr>
-          <w:rPr>
-            <w:color w:val="0000EE"/>
-            <w:u w:val="single"/>
-          </w:rPr>
-          <w:t>雅歌4:3</w:t>
-        </w:r>
-      </w:hyperlink>
+      <w:r>
+        <w:rPr>
+          <w:lang w:val="zh_TW" w:bidi="zh_TW"/>
+        </w:rPr>
+        <w:t>雅歌4:3</w:t>
+      </w:r>
     </w:p>
     <w:p>
       <w:pPr>
